--- a/docs/codegraph/Status_Summary.docx
+++ b/docs/codegraph/Status_Summary.docx
@@ -67,7 +67,7 @@
               <w:pStyle w:val="Compact"/>
             </w:pPr>
             <w:r>
-              <w:t xml:space="preserve">1</w:t>
+              <w:t xml:space="preserve">2</w:t>
             </w:r>
           </w:p>
         </w:tc>
@@ -115,7 +115,7 @@
               <w:pStyle w:val="Compact"/>
             </w:pPr>
             <w:r>
-              <w:t xml:space="preserve">2026-05-21</w:t>
+              <w:t xml:space="preserve">2026-10-05T09:59:56Z</w:t>
             </w:r>
           </w:p>
         </w:tc>
@@ -178,7 +178,52 @@
               <w:t xml:space="preserve"> </w:t>
             </w:r>
             <w:r>
-              <w:t xml:space="preserve">per §11.4.53. Tracks the most-recent codegraph npm version, the date of the last update + sync run, and the running PASS/FAIL totals across all consuming projects' validate runs.</w:t>
+              <w:t xml:space="preserve">per §11.4.53. Tracks the most-recent codegraph npm version, the date of the last update + sync run, and the running PASS/FAIL totals across all consuming projects' validate runs. R2 (2026-10-05, currency check): the "Current state" table's placeholders were stale —</w:t>
+            </w:r>
+            <w:r>
+              <w:t xml:space="preserve"> </w:t>
+            </w:r>
+            <w:r>
+              <w:rPr>
+                <w:rStyle w:val="VerbatimChar"/>
+              </w:rPr>
+              <w:t xml:space="preserve">Status.md</w:t>
+            </w:r>
+            <w:r>
+              <w:t xml:space="preserve"> </w:t>
+            </w:r>
+            <w:r>
+              <w:t xml:space="preserve">has carried real entries since 2026-05-21 — populated from the live ledger; "Recent significant events" filled in, including the §11.4.275 EXTENSION history backfilled into</w:t>
+            </w:r>
+            <w:r>
+              <w:t xml:space="preserve"> </w:t>
+            </w:r>
+            <w:r>
+              <w:rPr>
+                <w:rStyle w:val="VerbatimChar"/>
+              </w:rPr>
+              <w:t xml:space="preserve">Status.md</w:t>
+            </w:r>
+            <w:r>
+              <w:t xml:space="preserve"> </w:t>
+            </w:r>
+            <w:r>
+              <w:t xml:space="preserve">the same day; the</w:t>
+            </w:r>
+            <w:r>
+              <w:t xml:space="preserve"> </w:t>
+            </w:r>
+            <w:r>
+              <w:rPr>
+                <w:rStyle w:val="VerbatimChar"/>
+              </w:rPr>
+              <w:t xml:space="preserve">### Semgrep SAST</w:t>
+            </w:r>
+            <w:r>
+              <w:t xml:space="preserve"> </w:t>
+            </w:r>
+            <w:r>
+              <w:t xml:space="preserve">section is flagged as describing a REPEALED mandate (§11.4.166 was repealed by operator decision 2026-06-22, one day after that section's own "Last Checked: 2026-06-21" dates) and is CodeGraph-unrelated content that does not belong in this doc — left in place as a historical record per §11.4.11, not removed, since removal was outside this currency check's scope.</w:t>
             </w:r>
           </w:p>
         </w:tc>
@@ -413,16 +458,32 @@
               <w:rPr>
                 <w:rStyle w:val="VerbatimChar"/>
               </w:rPr>
-              <w:t xml:space="preserve">(populated on first codegraph_update.sh run)</w:t>
-            </w:r>
-          </w:p>
-        </w:tc>
-        <w:tc>
-          <w:tcPr/>
-          <w:p>
-            <w:pPr>
-              <w:pStyle w:val="Compact"/>
-            </w:pPr>
+              <w:t xml:space="preserve">1.6.0</w:t>
+            </w:r>
+            <w:r>
+              <w:t xml:space="preserve"> </w:t>
+            </w:r>
+            <w:r>
+              <w:t xml:space="preserve">(upgrade to</w:t>
+            </w:r>
+            <w:r>
+              <w:t xml:space="preserve"> </w:t>
+            </w:r>
+            <w:r>
+              <w:rPr>
+                <w:rStyle w:val="VerbatimChar"/>
+              </w:rPr>
+              <w:t xml:space="preserve">1.6.1</w:t>
+            </w:r>
+            <w:r>
+              <w:t xml:space="preserve"> </w:t>
+            </w:r>
+            <w:r>
+              <w:t xml:space="preserve">has repeatedly FAILED the post-update verification per §107/§11.4, see 2026-09-29 entries in</w:t>
+            </w:r>
+            <w:r>
+              <w:t xml:space="preserve"> </w:t>
+            </w:r>
             <w:r>
               <w:rPr>
                 <w:rStyle w:val="VerbatimChar"/>
@@ -430,37 +491,7 @@
               <w:t xml:space="preserve">Status.md</w:t>
             </w:r>
             <w:r>
-              <w:t xml:space="preserve"> </w:t>
-            </w:r>
-            <w:r>
-              <w:t xml:space="preserve">ledger</w:t>
-            </w:r>
-          </w:p>
-        </w:tc>
-      </w:tr>
-      <w:tr>
-        <w:tc>
-          <w:tcPr/>
-          <w:p>
-            <w:pPr>
-              <w:pStyle w:val="Compact"/>
-            </w:pPr>
-            <w:r>
-              <w:t xml:space="preserve">Last update timestamp (UTC)</w:t>
-            </w:r>
-          </w:p>
-        </w:tc>
-        <w:tc>
-          <w:tcPr/>
-          <w:p>
-            <w:pPr>
-              <w:pStyle w:val="Compact"/>
-            </w:pPr>
-            <w:r>
-              <w:rPr>
-                <w:rStyle w:val="VerbatimChar"/>
-              </w:rPr>
-              <w:t xml:space="preserve">(populated on first run)</w:t>
+              <w:t xml:space="preserve">)</w:t>
             </w:r>
           </w:p>
         </w:tc>
@@ -493,7 +524,7 @@
               <w:pStyle w:val="Compact"/>
             </w:pPr>
             <w:r>
-              <w:t xml:space="preserve">Last sync timestamp (UTC)</w:t>
+              <w:t xml:space="preserve">Last update timestamp (UTC)</w:t>
             </w:r>
           </w:p>
         </w:tc>
@@ -507,7 +538,40 @@
               <w:rPr>
                 <w:rStyle w:val="VerbatimChar"/>
               </w:rPr>
-              <w:t xml:space="preserve">(populated on first run)</w:t>
+              <w:t xml:space="preserve">2026-09-01T17:18:59Z</w:t>
+            </w:r>
+            <w:r>
+              <w:t xml:space="preserve"> </w:t>
+            </w:r>
+            <w:r>
+              <w:t xml:space="preserve">(last SUCCESSFUL version check at</w:t>
+            </w:r>
+            <w:r>
+              <w:t xml:space="preserve"> </w:t>
+            </w:r>
+            <w:r>
+              <w:rPr>
+                <w:rStyle w:val="VerbatimChar"/>
+              </w:rPr>
+              <w:t xml:space="preserve">1.6.0</w:t>
+            </w:r>
+            <w:r>
+              <w:t xml:space="preserve">; the 2026-09-29</w:t>
+            </w:r>
+            <w:r>
+              <w:t xml:space="preserve"> </w:t>
+            </w:r>
+            <w:r>
+              <w:rPr>
+                <w:rStyle w:val="VerbatimChar"/>
+              </w:rPr>
+              <w:t xml:space="preserve">1.6.1</w:t>
+            </w:r>
+            <w:r>
+              <w:t xml:space="preserve"> </w:t>
+            </w:r>
+            <w:r>
+              <w:t xml:space="preserve">attempts all failed and rolled back)</w:t>
             </w:r>
           </w:p>
         </w:tc>
@@ -540,21 +604,107 @@
               <w:pStyle w:val="Compact"/>
             </w:pPr>
             <w:r>
-              <w:t xml:space="preserve">Last validate result</w:t>
-            </w:r>
-          </w:p>
-        </w:tc>
-        <w:tc>
-          <w:tcPr/>
-          <w:p>
-            <w:pPr>
-              <w:pStyle w:val="Compact"/>
-            </w:pPr>
+              <w:t xml:space="preserve">Last sync timestamp (UTC)</w:t>
+            </w:r>
+          </w:p>
+        </w:tc>
+        <w:tc>
+          <w:tcPr/>
+          <w:p>
+            <w:pPr>
+              <w:pStyle w:val="Compact"/>
+            </w:pPr>
+            <w:r>
+              <w:t xml:space="preserve">not tracked as a distinct event class in</w:t>
+            </w:r>
+            <w:r>
+              <w:t xml:space="preserve"> </w:t>
+            </w:r>
             <w:r>
               <w:rPr>
                 <w:rStyle w:val="VerbatimChar"/>
               </w:rPr>
-              <w:t xml:space="preserve">(populated on first run)</w:t>
+              <w:t xml:space="preserve">Status.md</w:t>
+            </w:r>
+            <w:r>
+              <w:t xml:space="preserve"> </w:t>
+            </w:r>
+            <w:r>
+              <w:t xml:space="preserve">to date — the ledger records npm-version checks/updates only; no separate</w:t>
+            </w:r>
+            <w:r>
+              <w:t xml:space="preserve"> </w:t>
+            </w:r>
+            <w:r>
+              <w:rPr>
+                <w:rStyle w:val="VerbatimChar"/>
+              </w:rPr>
+              <w:t xml:space="preserve">codegraph_sync.sh</w:t>
+            </w:r>
+            <w:r>
+              <w:t xml:space="preserve"> </w:t>
+            </w:r>
+            <w:r>
+              <w:t xml:space="preserve">entry has been appended</w:t>
+            </w:r>
+          </w:p>
+        </w:tc>
+        <w:tc>
+          <w:tcPr/>
+          <w:p>
+            <w:pPr>
+              <w:pStyle w:val="Compact"/>
+            </w:pPr>
+            <w:r>
+              <w:rPr>
+                <w:rStyle w:val="VerbatimChar"/>
+              </w:rPr>
+              <w:t xml:space="preserve">Status.md</w:t>
+            </w:r>
+            <w:r>
+              <w:t xml:space="preserve"> </w:t>
+            </w:r>
+            <w:r>
+              <w:t xml:space="preserve">ledger</w:t>
+            </w:r>
+          </w:p>
+        </w:tc>
+      </w:tr>
+      <w:tr>
+        <w:tc>
+          <w:tcPr/>
+          <w:p>
+            <w:pPr>
+              <w:pStyle w:val="Compact"/>
+            </w:pPr>
+            <w:r>
+              <w:t xml:space="preserve">Last validate result</w:t>
+            </w:r>
+          </w:p>
+        </w:tc>
+        <w:tc>
+          <w:tcPr/>
+          <w:p>
+            <w:pPr>
+              <w:pStyle w:val="Compact"/>
+            </w:pPr>
+            <w:r>
+              <w:t xml:space="preserve">not tracked as a distinct event class in</w:t>
+            </w:r>
+            <w:r>
+              <w:t xml:space="preserve"> </w:t>
+            </w:r>
+            <w:r>
+              <w:rPr>
+                <w:rStyle w:val="VerbatimChar"/>
+              </w:rPr>
+              <w:t xml:space="preserve">Status.md</w:t>
+            </w:r>
+            <w:r>
+              <w:t xml:space="preserve"> </w:t>
+            </w:r>
+            <w:r>
+              <w:t xml:space="preserve">to date</w:t>
             </w:r>
           </w:p>
         </w:tc>
@@ -1162,7 +1312,581 @@
         <w:pStyle w:val="FirstParagraph"/>
       </w:pPr>
       <w:r>
-        <w:t xml:space="preserve">(summarize Status.md's most-impactful events — typically last 10 entries)</w:t>
+        <w:t xml:space="preserve">(summary of</w:t>
+      </w:r>
+      <w:r>
+        <w:t xml:space="preserve"> </w:t>
+      </w:r>
+      <w:r>
+        <w:rPr>
+          <w:rStyle w:val="VerbatimChar"/>
+        </w:rPr>
+        <w:t xml:space="preserve">Status.md</w:t>
+      </w:r>
+      <w:r>
+        <w:t xml:space="preserve">'s most-impactful recent entries, newest first; see</w:t>
+      </w:r>
+      <w:r>
+        <w:t xml:space="preserve"> </w:t>
+      </w:r>
+      <w:r>
+        <w:rPr>
+          <w:rStyle w:val="VerbatimChar"/>
+        </w:rPr>
+        <w:t xml:space="preserve">Status.md</w:t>
+      </w:r>
+      <w:r>
+        <w:t xml:space="preserve"> </w:t>
+      </w:r>
+      <w:r>
+        <w:t xml:space="preserve">itself for the full append-only ledger)</w:t>
+      </w:r>
+    </w:p>
+    <w:p>
+      <w:pPr>
+        <w:pStyle w:val="Compact"/>
+        <w:numPr>
+          <w:ilvl w:val="0"/>
+          <w:numId w:val="1001"/>
+        </w:numPr>
+      </w:pPr>
+      <w:r>
+        <w:rPr>
+          <w:b/>
+          <w:bCs/>
+        </w:rPr>
+        <w:t xml:space="preserve">2026-10-05 — §11.4.275 EXTENSION history backfilled.</w:t>
+      </w:r>
+      <w:r>
+        <w:t xml:space="preserve"> </w:t>
+      </w:r>
+      <w:r>
+        <w:t xml:space="preserve">Two 2026-09-25 rounds of real CodeGraph/Lumen work (host-adaptive V8 heap budget fixing a bulk-index OOM; the §11.4.275(D) deterministic benchmark, recall 9/11; a heap-ceiling correction from an invented 64 GiB cap to the real §12.6</w:t>
+      </w:r>
+      <w:r>
+        <w:t xml:space="preserve"> </w:t>
+      </w:r>
+      <w:r>
+        <w:rPr>
+          <w:rStyle w:val="VerbatimChar"/>
+        </w:rPr>
+        <w:t xml:space="preserve">MemTotal*60/100</w:t>
+      </w:r>
+      <w:r>
+        <w:t xml:space="preserve"> </w:t>
+      </w:r>
+      <w:r>
+        <w:t xml:space="preserve">bound; and CodeGraph's</w:t>
+      </w:r>
+      <w:r>
+        <w:t xml:space="preserve"> </w:t>
+      </w:r>
+      <w:r>
+        <w:rPr>
+          <w:rStyle w:val="VerbatimChar"/>
+        </w:rPr>
+        <w:t xml:space="preserve">.mcp.json</w:t>
+      </w:r>
+      <w:r>
+        <w:t xml:space="preserve"> </w:t>
+      </w:r>
+      <w:r>
+        <w:t xml:space="preserve">registration via a new</w:t>
+      </w:r>
+      <w:r>
+        <w:t xml:space="preserve"> </w:t>
+      </w:r>
+      <w:r>
+        <w:rPr>
+          <w:rStyle w:val="VerbatimChar"/>
+        </w:rPr>
+        <w:t xml:space="preserve">--no-watch</w:t>
+      </w:r>
+      <w:r>
+        <w:t xml:space="preserve">-hardened wrapper after a stray-daemon/DB-lock forensic incident) had landed in</w:t>
+      </w:r>
+      <w:r>
+        <w:t xml:space="preserve"> </w:t>
+      </w:r>
+      <w:r>
+        <w:rPr>
+          <w:rStyle w:val="VerbatimChar"/>
+        </w:rPr>
+        <w:t xml:space="preserve">Constitution.md</w:t>
+      </w:r>
+      <w:r>
+        <w:t xml:space="preserve"> </w:t>
+      </w:r>
+      <w:r>
+        <w:t xml:space="preserve">but were never appended to this ledger — now recorded, full detail + commit hashes in</w:t>
+      </w:r>
+      <w:r>
+        <w:t xml:space="preserve"> </w:t>
+      </w:r>
+      <w:r>
+        <w:rPr>
+          <w:rStyle w:val="VerbatimChar"/>
+        </w:rPr>
+        <w:t xml:space="preserve">Status.md</w:t>
+      </w:r>
+      <w:r>
+        <w:t xml:space="preserve">'s</w:t>
+      </w:r>
+      <w:r>
+        <w:t xml:space="preserve"> </w:t>
+      </w:r>
+      <w:r>
+        <w:rPr>
+          <w:rStyle w:val="VerbatimChar"/>
+        </w:rPr>
+        <w:t xml:space="preserve">## 2026-10-05</w:t>
+      </w:r>
+      <w:r>
+        <w:t xml:space="preserve"> </w:t>
+      </w:r>
+      <w:r>
+        <w:t xml:space="preserve">entry.</w:t>
+      </w:r>
+    </w:p>
+    <w:p>
+      <w:pPr>
+        <w:pStyle w:val="Compact"/>
+        <w:numPr>
+          <w:ilvl w:val="0"/>
+          <w:numId w:val="1001"/>
+        </w:numPr>
+      </w:pPr>
+      <w:r>
+        <w:rPr>
+          <w:b/>
+          <w:bCs/>
+        </w:rPr>
+        <w:t xml:space="preserve">2026-09-29 (×5, 14:46–15:27Z) — repeated</w:t>
+      </w:r>
+      <w:r>
+        <w:rPr>
+          <w:b/>
+          <w:bCs/>
+        </w:rPr>
+        <w:t xml:space="preserve"> </w:t>
+      </w:r>
+      <w:r>
+        <w:rPr>
+          <w:rStyle w:val="VerbatimChar"/>
+          <w:b/>
+          <w:bCs/>
+        </w:rPr>
+        <w:t xml:space="preserve">1.6.0 → 1.6.1</w:t>
+      </w:r>
+      <w:r>
+        <w:rPr>
+          <w:b/>
+          <w:bCs/>
+        </w:rPr>
+        <w:t xml:space="preserve"> </w:t>
+      </w:r>
+      <w:r>
+        <w:rPr>
+          <w:b/>
+          <w:bCs/>
+        </w:rPr>
+        <w:t xml:space="preserve">update FAILURES, all correctly caught.</w:t>
+      </w:r>
+      <w:r>
+        <w:t xml:space="preserve"> </w:t>
+      </w:r>
+      <w:r>
+        <w:t xml:space="preserve">Every attempt's post-update version check reported a mismatch (npm exited 0 while the installed version stayed</w:t>
+      </w:r>
+      <w:r>
+        <w:t xml:space="preserve"> </w:t>
+      </w:r>
+      <w:r>
+        <w:rPr>
+          <w:rStyle w:val="VerbatimChar"/>
+        </w:rPr>
+        <w:t xml:space="preserve">1.6.0</w:t>
+      </w:r>
+      <w:r>
+        <w:t xml:space="preserve">) and</w:t>
+      </w:r>
+      <w:r>
+        <w:t xml:space="preserve"> </w:t>
+      </w:r>
+      <w:r>
+        <w:rPr>
+          <w:rStyle w:val="VerbatimChar"/>
+        </w:rPr>
+        <w:t xml:space="preserve">codegraph_update.sh</w:t>
+      </w:r>
+      <w:r>
+        <w:t xml:space="preserve"> </w:t>
+      </w:r>
+      <w:r>
+        <w:t xml:space="preserve">refused to report success — a working anti-bluff catch (§11.4 / §107 legend), not a tooling regression;</w:t>
+      </w:r>
+      <w:r>
+        <w:t xml:space="preserve"> </w:t>
+      </w:r>
+      <w:r>
+        <w:rPr>
+          <w:rStyle w:val="VerbatimChar"/>
+        </w:rPr>
+        <w:t xml:space="preserve">1.6.0</w:t>
+      </w:r>
+      <w:r>
+        <w:t xml:space="preserve"> </w:t>
+      </w:r>
+      <w:r>
+        <w:t xml:space="preserve">remains the last-known-good installed version.</w:t>
+      </w:r>
+    </w:p>
+    <w:p>
+      <w:pPr>
+        <w:pStyle w:val="Compact"/>
+        <w:numPr>
+          <w:ilvl w:val="0"/>
+          <w:numId w:val="1001"/>
+        </w:numPr>
+      </w:pPr>
+      <w:r>
+        <w:rPr>
+          <w:b/>
+          <w:bCs/>
+        </w:rPr>
+        <w:t xml:space="preserve">2026-09-01 through 2026-08-31 — routine</w:t>
+      </w:r>
+      <w:r>
+        <w:rPr>
+          <w:b/>
+          <w:bCs/>
+        </w:rPr>
+        <w:t xml:space="preserve"> </w:t>
+      </w:r>
+      <w:r>
+        <w:rPr>
+          <w:rStyle w:val="VerbatimChar"/>
+          <w:b/>
+          <w:bCs/>
+        </w:rPr>
+        <w:t xml:space="preserve">1.6.0</w:t>
+      </w:r>
+      <w:r>
+        <w:rPr>
+          <w:b/>
+          <w:bCs/>
+        </w:rPr>
+        <w:t xml:space="preserve"> </w:t>
+      </w:r>
+      <w:r>
+        <w:rPr>
+          <w:b/>
+          <w:bCs/>
+        </w:rPr>
+        <w:t xml:space="preserve">version checks, all no-op</w:t>
+      </w:r>
+      <w:r>
+        <w:t xml:space="preserve"> </w:t>
+      </w:r>
+      <w:r>
+        <w:t xml:space="preserve">(already at latest at time of check).</w:t>
+      </w:r>
+    </w:p>
+    <w:p>
+      <w:pPr>
+        <w:pStyle w:val="Compact"/>
+        <w:numPr>
+          <w:ilvl w:val="0"/>
+          <w:numId w:val="1001"/>
+        </w:numPr>
+      </w:pPr>
+      <w:r>
+        <w:rPr>
+          <w:b/>
+          <w:bCs/>
+        </w:rPr>
+        <w:t xml:space="preserve">2026-07-17T14:46:51Z — codegraph updated</w:t>
+      </w:r>
+      <w:r>
+        <w:rPr>
+          <w:b/>
+          <w:bCs/>
+        </w:rPr>
+        <w:t xml:space="preserve"> </w:t>
+      </w:r>
+      <w:r>
+        <w:rPr>
+          <w:rStyle w:val="VerbatimChar"/>
+          <w:b/>
+          <w:bCs/>
+        </w:rPr>
+        <w:t xml:space="preserve">1.2.0 → 1.4.1</w:t>
+      </w:r>
+      <w:r>
+        <w:t xml:space="preserve"> </w:t>
+      </w:r>
+      <w:r>
+        <w:t xml:space="preserve">via</w:t>
+      </w:r>
+      <w:r>
+        <w:t xml:space="preserve"> </w:t>
+      </w:r>
+      <w:r>
+        <w:rPr>
+          <w:rStyle w:val="VerbatimChar"/>
+        </w:rPr>
+        <w:t xml:space="preserve">npm install -g @colbymchenry/codegraph@1.4.1</w:t>
+      </w:r>
+      <w:r>
+        <w:t xml:space="preserve">, followed by a clean no-op check 11 minutes later.</w:t>
+      </w:r>
+    </w:p>
+    <w:p>
+      <w:pPr>
+        <w:pStyle w:val="Compact"/>
+        <w:numPr>
+          <w:ilvl w:val="0"/>
+          <w:numId w:val="1001"/>
+        </w:numPr>
+      </w:pPr>
+      <w:r>
+        <w:rPr>
+          <w:b/>
+          <w:bCs/>
+        </w:rPr>
+        <w:t xml:space="preserve">2026-05-21T05:38–05:40Z — the ledger's founding incident.</w:t>
+      </w:r>
+      <w:r>
+        <w:t xml:space="preserve"> </w:t>
+      </w:r>
+      <w:r>
+        <w:t xml:space="preserve">An</w:t>
+      </w:r>
+      <w:r>
+        <w:t xml:space="preserve"> </w:t>
+      </w:r>
+      <w:r>
+        <w:rPr>
+          <w:rStyle w:val="VerbatimChar"/>
+        </w:rPr>
+        <w:t xml:space="preserve">0.6.8 → 0.8.0</w:t>
+      </w:r>
+      <w:r>
+        <w:t xml:space="preserve"> </w:t>
+      </w:r>
+      <w:r>
+        <w:t xml:space="preserve">update was first caught as a bluff (npm exit 0, installed version</w:t>
+      </w:r>
+      <w:r>
+        <w:t xml:space="preserve"> </w:t>
+      </w:r>
+      <w:r>
+        <w:rPr>
+          <w:rStyle w:val="VerbatimChar"/>
+        </w:rPr>
+        <w:t xml:space="preserve">unknown</w:t>
+      </w:r>
+      <w:r>
+        <w:t xml:space="preserve">), then</w:t>
+      </w:r>
+      <w:r>
+        <w:t xml:space="preserve"> </w:t>
+      </w:r>
+      <w:r>
+        <w:rPr>
+          <w:rStyle w:val="VerbatimChar"/>
+        </w:rPr>
+        <w:t xml:space="preserve">0.8.0</w:t>
+      </w:r>
+      <w:r>
+        <w:t xml:space="preserve"> </w:t>
+      </w:r>
+      <w:r>
+        <w:t xml:space="preserve">was found genuinely non-functional on Node 25.x (a V8 WASM JIT engine-range bug) and rolled back to</w:t>
+      </w:r>
+      <w:r>
+        <w:t xml:space="preserve"> </w:t>
+      </w:r>
+      <w:r>
+        <w:rPr>
+          <w:rStyle w:val="VerbatimChar"/>
+        </w:rPr>
+        <w:t xml:space="preserve">0.6.8</w:t>
+      </w:r>
+      <w:r>
+        <w:t xml:space="preserve">, with a follow-up HRD (</w:t>
+      </w:r>
+      <w:r>
+        <w:rPr>
+          <w:rStyle w:val="VerbatimChar"/>
+        </w:rPr>
+        <w:t xml:space="preserve">ENV-CODEGRAPH-NODE25</w:t>
+      </w:r>
+      <w:r>
+        <w:t xml:space="preserve">) opened to track when a later version becomes safe.</w:t>
+      </w:r>
+    </w:p>
+    <w:p>
+      <w:pPr>
+        <w:pStyle w:val="FirstParagraph"/>
+      </w:pPr>
+      <w:r>
+        <w:rPr>
+          <w:b/>
+          <w:bCs/>
+        </w:rPr>
+        <w:t xml:space="preserve">PASS/FAIL running total (from the ledger above, counted directly —</w:t>
+      </w:r>
+      <w:r>
+        <w:rPr>
+          <w:b/>
+          <w:bCs/>
+        </w:rPr>
+        <w:t xml:space="preserve"> </w:t>
+      </w:r>
+      <w:r>
+        <w:rPr>
+          <w:rStyle w:val="VerbatimChar"/>
+          <w:b/>
+          <w:bCs/>
+        </w:rPr>
+        <w:t xml:space="preserve">grep -c "^## 2026-" Status.md</w:t>
+      </w:r>
+      <w:r>
+        <w:rPr>
+          <w:b/>
+          <w:bCs/>
+        </w:rPr>
+        <w:t xml:space="preserve"> </w:t>
+      </w:r>
+      <w:r>
+        <w:rPr>
+          <w:b/>
+          <w:bCs/>
+        </w:rPr>
+        <w:t xml:space="preserve">= 51 event headers total, one of which is the non-numeric 2026-10-05 extension-history backfill entry, so 50 npm-version-check-class events;</w:t>
+      </w:r>
+      <w:r>
+        <w:rPr>
+          <w:b/>
+          <w:bCs/>
+        </w:rPr>
+        <w:t xml:space="preserve"> </w:t>
+      </w:r>
+      <w:r>
+        <w:rPr>
+          <w:rStyle w:val="VerbatimChar"/>
+          <w:b/>
+          <w:bCs/>
+        </w:rPr>
+        <w:t xml:space="preserve">grep -c "FAILED\|rolled back"</w:t>
+      </w:r>
+      <w:r>
+        <w:rPr>
+          <w:b/>
+          <w:bCs/>
+        </w:rPr>
+        <w:t xml:space="preserve"> </w:t>
+      </w:r>
+      <w:r>
+        <w:rPr>
+          <w:b/>
+          <w:bCs/>
+        </w:rPr>
+        <w:t xml:space="preserve">= 8):</w:t>
+      </w:r>
+      <w:r>
+        <w:t xml:space="preserve"> </w:t>
+      </w:r>
+      <w:r>
+        <w:t xml:space="preserve">FAIL/rollback events = 3 at the 2026-05-21 founding incident (2 bluff-caught</w:t>
+      </w:r>
+      <w:r>
+        <w:t xml:space="preserve"> </w:t>
+      </w:r>
+      <w:r>
+        <w:rPr>
+          <w:rStyle w:val="VerbatimChar"/>
+        </w:rPr>
+        <w:t xml:space="preserve">FAILED</w:t>
+      </w:r>
+      <w:r>
+        <w:t xml:space="preserve"> </w:t>
+      </w:r>
+      <w:r>
+        <w:t xml:space="preserve">checks + 1</w:t>
+      </w:r>
+      <w:r>
+        <w:t xml:space="preserve"> </w:t>
+      </w:r>
+      <w:r>
+        <w:rPr>
+          <w:rStyle w:val="VerbatimChar"/>
+        </w:rPr>
+        <w:t xml:space="preserve">rolled back</w:t>
+      </w:r>
+      <w:r>
+        <w:t xml:space="preserve"> </w:t>
+      </w:r>
+      <w:r>
+        <w:t xml:space="preserve">entry) + 5 repeated</w:t>
+      </w:r>
+      <w:r>
+        <w:t xml:space="preserve"> </w:t>
+      </w:r>
+      <w:r>
+        <w:rPr>
+          <w:rStyle w:val="VerbatimChar"/>
+        </w:rPr>
+        <w:t xml:space="preserve">1.6.0 → 1.6.1</w:t>
+      </w:r>
+      <w:r>
+        <w:t xml:space="preserve"> </w:t>
+      </w:r>
+      <w:r>
+        <w:t xml:space="preserve">bluff-caught</w:t>
+      </w:r>
+      <w:r>
+        <w:t xml:space="preserve"> </w:t>
+      </w:r>
+      <w:r>
+        <w:rPr>
+          <w:rStyle w:val="VerbatimChar"/>
+        </w:rPr>
+        <w:t xml:space="preserve">FAILED</w:t>
+      </w:r>
+      <w:r>
+        <w:t xml:space="preserve"> </w:t>
+      </w:r>
+      <w:r>
+        <w:t xml:space="preserve">attempts (2026-09-29) = 8; successful update/no-op events = the remaining 42 of the 50 npm-event entries. This is a count of NPM-version-check outcomes only — it is NOT a</w:t>
+      </w:r>
+      <w:r>
+        <w:t xml:space="preserve"> </w:t>
+      </w:r>
+      <w:r>
+        <w:rPr>
+          <w:rStyle w:val="VerbatimChar"/>
+        </w:rPr>
+        <w:t xml:space="preserve">validate</w:t>
+      </w:r>
+      <w:r>
+        <w:t xml:space="preserve">-run PASS/FAIL total, since no distinct</w:t>
+      </w:r>
+      <w:r>
+        <w:t xml:space="preserve"> </w:t>
+      </w:r>
+      <w:r>
+        <w:rPr>
+          <w:rStyle w:val="VerbatimChar"/>
+        </w:rPr>
+        <w:t xml:space="preserve">validate</w:t>
+      </w:r>
+      <w:r>
+        <w:t xml:space="preserve"> </w:t>
+      </w:r>
+      <w:r>
+        <w:t xml:space="preserve">event class has been appended to the ledger to date (see "Current state" table above).</w:t>
       </w:r>
     </w:p>
     <w:bookmarkEnd w:id="12"/>
@@ -1277,8 +2001,123 @@
       </w:pPr>
     </w:lvl>
   </w:abstractNum>
+  <w:abstractNum w:abstractNumId="99411">
+    <w:nsid w:val="00A99411"/>
+    <w:multiLevelType w:val="multilevel"/>
+    <w:lvl w:ilvl="0">
+      <w:start w:val="1"/>
+      <w:numFmt w:val="decimal"/>
+      <w:lvlText w:val="%1."/>
+      <w:lvlJc w:val="left"/>
+      <w:pPr>
+        <w:ind w:left="720" w:hanging="360"/>
+      </w:pPr>
+    </w:lvl>
+    <w:lvl w:ilvl="1">
+      <w:start w:val="1"/>
+      <w:numFmt w:val="decimal"/>
+      <w:lvlText w:val="%2."/>
+      <w:lvlJc w:val="left"/>
+      <w:pPr>
+        <w:ind w:left="1440" w:hanging="360"/>
+      </w:pPr>
+    </w:lvl>
+    <w:lvl w:ilvl="2">
+      <w:start w:val="1"/>
+      <w:numFmt w:val="decimal"/>
+      <w:lvlText w:val="%3."/>
+      <w:lvlJc w:val="left"/>
+      <w:pPr>
+        <w:ind w:left="2160" w:hanging="360"/>
+      </w:pPr>
+    </w:lvl>
+    <w:lvl w:ilvl="3">
+      <w:start w:val="1"/>
+      <w:numFmt w:val="decimal"/>
+      <w:lvlText w:val="%4."/>
+      <w:lvlJc w:val="left"/>
+      <w:pPr>
+        <w:ind w:left="2880" w:hanging="360"/>
+      </w:pPr>
+    </w:lvl>
+    <w:lvl w:ilvl="4">
+      <w:start w:val="1"/>
+      <w:numFmt w:val="decimal"/>
+      <w:lvlText w:val="%5."/>
+      <w:lvlJc w:val="left"/>
+      <w:pPr>
+        <w:ind w:left="3600" w:hanging="360"/>
+      </w:pPr>
+    </w:lvl>
+    <w:lvl w:ilvl="5">
+      <w:start w:val="1"/>
+      <w:numFmt w:val="decimal"/>
+      <w:lvlText w:val="%6."/>
+      <w:lvlJc w:val="left"/>
+      <w:pPr>
+        <w:ind w:left="4320" w:hanging="360"/>
+      </w:pPr>
+    </w:lvl>
+    <w:lvl w:ilvl="6">
+      <w:start w:val="1"/>
+      <w:numFmt w:val="decimal"/>
+      <w:lvlText w:val="%7."/>
+      <w:lvlJc w:val="left"/>
+      <w:pPr>
+        <w:ind w:left="5040" w:hanging="360"/>
+      </w:pPr>
+    </w:lvl>
+    <w:lvl w:ilvl="7">
+      <w:start w:val="1"/>
+      <w:numFmt w:val="decimal"/>
+      <w:lvlText w:val="%8."/>
+      <w:lvlJc w:val="left"/>
+      <w:pPr>
+        <w:ind w:left="5760" w:hanging="360"/>
+      </w:pPr>
+    </w:lvl>
+    <w:lvl w:ilvl="8">
+      <w:start w:val="1"/>
+      <w:numFmt w:val="decimal"/>
+      <w:lvlText w:val="%9."/>
+      <w:lvlJc w:val="left"/>
+      <w:pPr>
+        <w:ind w:left="6480" w:hanging="360"/>
+      </w:pPr>
+    </w:lvl>
+  </w:abstractNum>
   <w:num w:numId="1000">
     <w:abstractNumId w:val="990"/>
+  </w:num>
+  <w:num w:numId="1001">
+    <w:abstractNumId w:val="99411"/>
+    <w:lvlOverride w:ilvl="0">
+      <w:startOverride w:val="1"/>
+    </w:lvlOverride>
+    <w:lvlOverride w:ilvl="1">
+      <w:startOverride w:val="1"/>
+    </w:lvlOverride>
+    <w:lvlOverride w:ilvl="2">
+      <w:startOverride w:val="1"/>
+    </w:lvlOverride>
+    <w:lvlOverride w:ilvl="3">
+      <w:startOverride w:val="1"/>
+    </w:lvlOverride>
+    <w:lvlOverride w:ilvl="4">
+      <w:startOverride w:val="1"/>
+    </w:lvlOverride>
+    <w:lvlOverride w:ilvl="5">
+      <w:startOverride w:val="1"/>
+    </w:lvlOverride>
+    <w:lvlOverride w:ilvl="6">
+      <w:startOverride w:val="1"/>
+    </w:lvlOverride>
+    <w:lvlOverride w:ilvl="7">
+      <w:startOverride w:val="1"/>
+    </w:lvlOverride>
+    <w:lvlOverride w:ilvl="8">
+      <w:startOverride w:val="1"/>
+    </w:lvlOverride>
   </w:num>
 </w:numbering>
 </file>
